--- a/landing-page/program-detail/girne-american-university/msc/03-msc-in-healthcare-management.docx
+++ b/landing-page/program-detail/girne-american-university/msc/03-msc-in-healthcare-management.docx
@@ -644,7 +644,7 @@
         <w:pStyle w:val="ListBullet"/>
       </w:pPr>
       <w:r>
-        <w:t>The UAE healthcare sector, valued at USD 34 billion in FY24, is projected to reach USD 50 billion by 2029 at around 8% annual growth.</w:t>
+        <w:t>The UAE healthcare sector keeps expanding year after year, with new facilities opening across the emirates.</w:t>
       </w:r>
     </w:p>
     <w:p>
@@ -652,7 +652,7 @@
         <w:pStyle w:val="ListBullet"/>
       </w:pPr>
       <w:r>
-        <w:t>Abu Dhabi faces a projected shortfall of 15,000 nurses and allied health professionals by 2030, and Dubai needs an estimated 6,000 more physicians and 11,000 nurses.</w:t>
+        <w:t>Emirate-level health authorities keep reporting shortfalls of nurses, physicians, and allied health professionals.</w:t>
       </w:r>
     </w:p>
     <w:p>
@@ -660,7 +660,7 @@
         <w:pStyle w:val="ListBullet"/>
       </w:pPr>
       <w:r>
-        <w:t>UAE healthcare staffing spend is forecast to more than double, from USD 147.6 million in 2023 to USD 311.2 million by 2032.</w:t>
+        <w:t>Healthcare staffing spend keeps climbing as providers scale.</w:t>
       </w:r>
     </w:p>
     <w:p>

--- a/landing-page/program-detail/girne-american-university/msc/03-msc-in-healthcare-management.docx
+++ b/landing-page/program-detail/girne-american-university/msc/03-msc-in-healthcare-management.docx
@@ -54,7 +54,7 @@
         <w:pStyle w:val="Heading2"/>
       </w:pPr>
       <w:r>
-        <w:t>Programme at a Glance</w:t>
+        <w:t>Program at a Glance</w:t>
       </w:r>
     </w:p>
     <w:tbl>
@@ -253,7 +253,7 @@
         <w:pStyle w:val="Heading2"/>
       </w:pPr>
       <w:r>
-        <w:t>Programme Overview</w:t>
+        <w:t>Program Overview</w:t>
       </w:r>
     </w:p>
     <w:p>
@@ -263,7 +263,7 @@
     </w:p>
     <w:p>
       <w:r>
-        <w:t>The thesis changes what this degree means on a CV. Instead of listing courses you attended, you present original findings, examined by a committee. For a clinician stepping into management, or an administrator aiming higher, that is a different order of evidence. It is also the recognised stepping stone toward doctoral study in health management, which the region's growing academic medical institutions increasingly value.</w:t>
+        <w:t>The thesis changes what this degree means on a CV. Instead of listing courses you attended, you present original findings, examined by a committee. For a clinician stepping into management, or an administrator aiming higher, that is a different order of evidence. It is also the recognized stepping stone toward doctoral study in health management, which the region's growing academic medical institutions increasingly value.</w:t>
       </w:r>
     </w:p>
     <w:p>
@@ -271,28 +271,22 @@
         <w:pStyle w:val="Heading2"/>
       </w:pPr>
       <w:r>
-        <w:t>Why Choose This Programme</w:t>
+        <w:t>Why This Program</w:t>
       </w:r>
     </w:p>
     <w:p>
       <w:r>
-        <w:rPr>
-          <w:b/>
-        </w:rPr>
-        <w:t>Thesis-weighted, not course-heavy</w:t>
+        <w:t>**Thesis-weighted, not course-heavy**</w:t>
       </w:r>
     </w:p>
     <w:p>
       <w:r>
-        <w:t>A supervised research thesis examined by a faculty committee sits at the centre of the degree. That is where the learning sticks.</w:t>
+        <w:t>A supervised research thesis examined by a faculty committee sits at the center of the degree. That is where the learning sticks.</w:t>
       </w:r>
     </w:p>
     <w:p>
       <w:r>
-        <w:rPr>
-          <w:b/>
-        </w:rPr>
-        <w:t>Built for the clinician-to-manager move</w:t>
+        <w:t>**Built for the clinician-to-manager move**</w:t>
       </w:r>
     </w:p>
     <w:p>
@@ -302,10 +296,7 @@
     </w:p>
     <w:p>
       <w:r>
-        <w:rPr>
-          <w:b/>
-        </w:rPr>
-        <w:t>A live problem as your topic</w:t>
+        <w:t>**A live problem as your topic**</w:t>
       </w:r>
     </w:p>
     <w:p>
@@ -315,10 +306,7 @@
     </w:p>
     <w:p>
       <w:r>
-        <w:rPr>
-          <w:b/>
-        </w:rPr>
-        <w:t>Accreditation that crosses borders</w:t>
+        <w:t>**Accreditation that crosses borders**</w:t>
       </w:r>
     </w:p>
     <w:p>
@@ -328,10 +316,7 @@
     </w:p>
     <w:p>
       <w:r>
-        <w:rPr>
-          <w:b/>
-        </w:rPr>
-        <w:t>Scheduling that respects shift patterns</w:t>
+        <w:t>**Scheduling that respects shift patterns**</w:t>
       </w:r>
     </w:p>
     <w:p>
@@ -341,26 +326,17 @@
     </w:p>
     <w:p>
       <w:r>
-        <w:rPr>
-          <w:b/>
-        </w:rPr>
-        <w:t>Doctoral doors open from here</w:t>
+        <w:t>**Doctoral doors open from here**</w:t>
       </w:r>
     </w:p>
     <w:p>
       <w:r>
-        <w:t>A defended thesis MSc is the conventional prerequisite for PhD programmes, and this one is structured to that standard.</w:t>
+        <w:t>A defended thesis MSc is the conventional prerequisite for PhD programs, and this one is structured to that standard.</w:t>
       </w:r>
     </w:p>
     <w:p>
       <w:r>
-        <w:rPr>
-          <w:b/>
-        </w:rPr>
-        <w:t xml:space="preserve">Honest take: </w:t>
-      </w:r>
-      <w:r>
-        <w:t>if you want a faster, purely operational credential for a management move, an executive MBA in healthcare fits better. This programme asks more of you and returns a research profile alongside the title.</w:t>
+        <w:t>Honest take: if you want a faster, purely operational credential for a management move, an executive MBA in healthcare fits better. This program asks more of you and returns a research profile alongside the title.</w:t>
       </w:r>
     </w:p>
     <w:p>
@@ -400,7 +376,7 @@
         <w:pStyle w:val="ListBullet"/>
       </w:pPr>
       <w:r>
-        <w:t>Analyse operational, financial, or workforce data from health systems</w:t>
+        <w:t>Analyze operational, financial, or workforce data from health systems</w:t>
       </w:r>
     </w:p>
     <w:p>
@@ -512,7 +488,7 @@
         <w:pStyle w:val="ListBullet"/>
       </w:pPr>
       <w:r>
-        <w:t>programme director</w:t>
+        <w:t>program director</w:t>
       </w:r>
     </w:p>
     <w:p>
@@ -533,7 +509,7 @@
         <w:pStyle w:val="Heading2"/>
       </w:pPr>
       <w:r>
-        <w:t>Programme Structure</w:t>
+        <w:t>Program Structure</w:t>
       </w:r>
     </w:p>
     <w:p>
@@ -612,7 +588,7 @@
         <w:pStyle w:val="ListBullet"/>
       </w:pPr>
       <w:r>
-        <w:t>Instalment plans in AED</w:t>
+        <w:t>Installment plans in AED</w:t>
       </w:r>
     </w:p>
     <w:p>
@@ -676,7 +652,7 @@
         <w:pStyle w:val="ListBullet"/>
       </w:pPr>
       <w:r>
-        <w:t>A defended thesis is the recognised entry point to doctoral study, increasingly valued by the region's academic medical centres.</w:t>
+        <w:t>A defended thesis is the recognized entry point to doctoral study, increasingly valued by the region's academic medical centers.</w:t>
       </w:r>
     </w:p>
     <w:p>
@@ -692,7 +668,7 @@
         <w:pStyle w:val="ListBullet"/>
       </w:pPr>
       <w:r>
-        <w:t>Programme fee range across the portfolio: AED 16,000 to AED 40,000</w:t>
+        <w:t>Program fee range across the portfolio: AED 16,000 to AED 40,000</w:t>
       </w:r>
     </w:p>
     <w:p>
@@ -700,7 +676,7 @@
         <w:pStyle w:val="ListBullet"/>
       </w:pPr>
       <w:r>
-        <w:t>Exact fee for this programme: confirmed in writing at admission</w:t>
+        <w:t>Exact fee for this program: confirmed in writing at admission</w:t>
       </w:r>
     </w:p>
     <w:p>
@@ -708,7 +684,7 @@
         <w:pStyle w:val="ListBullet"/>
       </w:pPr>
       <w:r>
-        <w:t>Instalments in AED available</w:t>
+        <w:t>Installments in AED available</w:t>
       </w:r>
     </w:p>
     <w:p>
@@ -729,7 +705,7 @@
     </w:p>
     <w:p>
       <w:r>
-        <w:t>A written quote lands before any payment commitment. That is the standard for every programme we place.</w:t>
+        <w:t>A written quote lands before any payment commitment. That is the standard for every program we place.</w:t>
       </w:r>
     </w:p>
     <w:sectPr>
